--- a/layered_groundwater_model/How to create Docker container with python.docx
+++ b/layered_groundwater_model/How to create Docker container with python.docx
@@ -683,28 +683,15 @@
     <w:p/>
     <w:p>
       <w:r>
-        <w:t xml:space="preserve">“Docker run – d </w:t>
-      </w:r>
-      <w:proofErr w:type="gramStart"/>
-      <w:r>
-        <w:t xml:space="preserve">( </w:t>
+        <w:t xml:space="preserve">“Docker run – d ( </w:t>
       </w:r>
       <w:proofErr w:type="spellStart"/>
       <w:r>
         <w:t>daymin</w:t>
       </w:r>
       <w:proofErr w:type="spellEnd"/>
-      <w:proofErr w:type="gramEnd"/>
-      <w:r>
-        <w:t>) -</w:t>
-      </w:r>
-      <w:proofErr w:type="gramStart"/>
-      <w:r>
-        <w:t>p( port)  80:80</w:t>
-      </w:r>
-      <w:proofErr w:type="gramEnd"/>
-      <w:r>
-        <w:t xml:space="preserve"> image id “</w:t>
+      <w:r>
+        <w:t>) -p( port)  80:80 image id “</w:t>
       </w:r>
     </w:p>
     <w:p/>
@@ -806,12 +793,17 @@
     <w:p/>
     <w:p/>
     <w:p>
-      <w:r>
+      <w:pPr>
         <w:rPr>
           <w:noProof/>
         </w:rPr>
+      </w:pPr>
+      <w:r>
+        <w:rPr>
+          <w:noProof/>
+        </w:rPr>
         <w:drawing>
-          <wp:inline distT="0" distB="0" distL="0" distR="0" wp14:anchorId="29AED551" wp14:editId="463E8637">
+          <wp:inline distT="0" distB="0" distL="0" distR="0" wp14:anchorId="29AED551" wp14:editId="5D634F03">
             <wp:extent cx="5930265" cy="3780155"/>
             <wp:effectExtent l="0" t="0" r="0" b="0"/>
             <wp:docPr id="1922382827" name="Picture 7"/>
@@ -844,6 +836,254 @@
                     <a:xfrm>
                       <a:off x="0" y="0"/>
                       <a:ext cx="5930265" cy="3780155"/>
+                    </a:xfrm>
+                    <a:prstGeom prst="rect">
+                      <a:avLst/>
+                    </a:prstGeom>
+                    <a:noFill/>
+                    <a:ln>
+                      <a:noFill/>
+                    </a:ln>
+                  </pic:spPr>
+                </pic:pic>
+              </a:graphicData>
+            </a:graphic>
+          </wp:inline>
+        </w:drawing>
+      </w:r>
+    </w:p>
+    <w:p>
+      <w:pPr>
+        <w:rPr>
+          <w:noProof/>
+        </w:rPr>
+      </w:pPr>
+    </w:p>
+    <w:p>
+      <w:pPr>
+        <w:tabs>
+          <w:tab w:val="left" w:pos="460"/>
+        </w:tabs>
+      </w:pPr>
+    </w:p>
+    <w:p>
+      <w:pPr>
+        <w:tabs>
+          <w:tab w:val="left" w:pos="460"/>
+        </w:tabs>
+      </w:pPr>
+    </w:p>
+    <w:p>
+      <w:pPr>
+        <w:tabs>
+          <w:tab w:val="left" w:pos="460"/>
+        </w:tabs>
+        <w:rPr>
+          <w:noProof/>
+        </w:rPr>
+      </w:pPr>
+      <w:r>
+        <w:rPr>
+          <w:noProof/>
+        </w:rPr>
+        <w:drawing>
+          <wp:inline distT="0" distB="0" distL="0" distR="0" wp14:anchorId="00F68188" wp14:editId="236EF529">
+            <wp:extent cx="5943600" cy="1424940"/>
+            <wp:effectExtent l="0" t="0" r="0" b="3810"/>
+            <wp:docPr id="151312604" name="Picture 1" descr="A computer screen with text on it&#10;&#10;AI-generated content may be incorrect."/>
+            <wp:cNvGraphicFramePr>
+              <a:graphicFrameLocks xmlns:a="http://schemas.openxmlformats.org/drawingml/2006/main" noChangeAspect="1"/>
+            </wp:cNvGraphicFramePr>
+            <a:graphic xmlns:a="http://schemas.openxmlformats.org/drawingml/2006/main">
+              <a:graphicData uri="http://schemas.openxmlformats.org/drawingml/2006/picture">
+                <pic:pic xmlns:pic="http://schemas.openxmlformats.org/drawingml/2006/picture">
+                  <pic:nvPicPr>
+                    <pic:cNvPr id="151312604" name="Picture 1" descr="A computer screen with text on it&#10;&#10;AI-generated content may be incorrect."/>
+                    <pic:cNvPicPr/>
+                  </pic:nvPicPr>
+                  <pic:blipFill>
+                    <a:blip r:embed="rId10"/>
+                    <a:stretch>
+                      <a:fillRect/>
+                    </a:stretch>
+                  </pic:blipFill>
+                  <pic:spPr>
+                    <a:xfrm>
+                      <a:off x="0" y="0"/>
+                      <a:ext cx="5943600" cy="1424940"/>
+                    </a:xfrm>
+                    <a:prstGeom prst="rect">
+                      <a:avLst/>
+                    </a:prstGeom>
+                  </pic:spPr>
+                </pic:pic>
+              </a:graphicData>
+            </a:graphic>
+          </wp:inline>
+        </w:drawing>
+      </w:r>
+    </w:p>
+    <w:p>
+      <w:pPr>
+        <w:ind w:firstLine="720"/>
+      </w:pPr>
+    </w:p>
+    <w:p>
+      <w:pPr>
+        <w:ind w:firstLine="720"/>
+      </w:pPr>
+    </w:p>
+    <w:p>
+      <w:pPr>
+        <w:ind w:firstLine="720"/>
+      </w:pPr>
+    </w:p>
+    <w:p>
+      <w:pPr>
+        <w:rPr>
+          <w:b/>
+          <w:bCs/>
+        </w:rPr>
+      </w:pPr>
+      <w:r>
+        <w:rPr>
+          <w:b/>
+          <w:bCs/>
+        </w:rPr>
+        <w:t>Step 2</w:t>
+      </w:r>
+    </w:p>
+    <w:p>
+      <w:pPr>
+        <w:ind w:firstLine="720"/>
+      </w:pPr>
+      <w:r>
+        <w:t>How can we save the docker hub and can anyone pull this work?</w:t>
+      </w:r>
+    </w:p>
+    <w:p>
+      <w:pPr>
+        <w:ind w:firstLine="720"/>
+      </w:pPr>
+      <w:hyperlink r:id="rId11" w:history="1">
+        <w:r>
+          <w:rPr>
+            <w:rStyle w:val="Hyperlink"/>
+          </w:rPr>
+          <w:t>https://teams.microsoft.com/l/message/48:notes/1760048027670?context=%7B%22contextType%22%3A%22chat%22%2C%22oid%22%3A%228%3Aorgid%3A7235d770-237d-4800-b61c-50fef741ee75%22%7D</w:t>
+        </w:r>
+      </w:hyperlink>
+    </w:p>
+    <w:p>
+      <w:pPr>
+        <w:ind w:firstLine="720"/>
+      </w:pPr>
+    </w:p>
+    <w:p>
+      <w:pPr>
+        <w:ind w:firstLine="720"/>
+        <w:jc w:val="center"/>
+        <w:rPr>
+          <w:noProof/>
+        </w:rPr>
+      </w:pPr>
+      <w:r>
+        <w:rPr>
+          <w:noProof/>
+        </w:rPr>
+        <w:drawing>
+          <wp:inline distT="0" distB="0" distL="0" distR="0" wp14:anchorId="4D670B7E" wp14:editId="657C0D5C">
+            <wp:extent cx="5935345" cy="4474845"/>
+            <wp:effectExtent l="0" t="0" r="8255" b="1905"/>
+            <wp:docPr id="1145222973" name="Picture 8"/>
+            <wp:cNvGraphicFramePr>
+              <a:graphicFrameLocks xmlns:a="http://schemas.openxmlformats.org/drawingml/2006/main" noChangeAspect="1"/>
+            </wp:cNvGraphicFramePr>
+            <a:graphic xmlns:a="http://schemas.openxmlformats.org/drawingml/2006/main">
+              <a:graphicData uri="http://schemas.openxmlformats.org/drawingml/2006/picture">
+                <pic:pic xmlns:pic="http://schemas.openxmlformats.org/drawingml/2006/picture">
+                  <pic:nvPicPr>
+                    <pic:cNvPr id="0" name="Picture 2"/>
+                    <pic:cNvPicPr>
+                      <a:picLocks noChangeAspect="1" noChangeArrowheads="1"/>
+                    </pic:cNvPicPr>
+                  </pic:nvPicPr>
+                  <pic:blipFill>
+                    <a:blip r:embed="rId12">
+                      <a:extLst>
+                        <a:ext uri="{28A0092B-C50C-407E-A947-70E740481C1C}">
+                          <a14:useLocalDpi xmlns:a14="http://schemas.microsoft.com/office/drawing/2010/main" val="0"/>
+                        </a:ext>
+                      </a:extLst>
+                    </a:blip>
+                    <a:srcRect/>
+                    <a:stretch>
+                      <a:fillRect/>
+                    </a:stretch>
+                  </pic:blipFill>
+                  <pic:spPr bwMode="auto">
+                    <a:xfrm>
+                      <a:off x="0" y="0"/>
+                      <a:ext cx="5935345" cy="4474845"/>
+                    </a:xfrm>
+                    <a:prstGeom prst="rect">
+                      <a:avLst/>
+                    </a:prstGeom>
+                    <a:noFill/>
+                    <a:ln>
+                      <a:noFill/>
+                    </a:ln>
+                  </pic:spPr>
+                </pic:pic>
+              </a:graphicData>
+            </a:graphic>
+          </wp:inline>
+        </w:drawing>
+      </w:r>
+    </w:p>
+    <w:p>
+      <w:pPr>
+        <w:ind w:firstLine="720"/>
+      </w:pPr>
+      <w:r>
+        <w:rPr>
+          <w:noProof/>
+        </w:rPr>
+        <w:lastRenderedPageBreak/>
+        <w:drawing>
+          <wp:inline distT="0" distB="0" distL="0" distR="0" wp14:anchorId="7E58645F" wp14:editId="5325E96A">
+            <wp:extent cx="5941060" cy="1953260"/>
+            <wp:effectExtent l="0" t="0" r="2540" b="8890"/>
+            <wp:docPr id="1926851662" name="Picture 7"/>
+            <wp:cNvGraphicFramePr>
+              <a:graphicFrameLocks xmlns:a="http://schemas.openxmlformats.org/drawingml/2006/main" noChangeAspect="1"/>
+            </wp:cNvGraphicFramePr>
+            <a:graphic xmlns:a="http://schemas.openxmlformats.org/drawingml/2006/main">
+              <a:graphicData uri="http://schemas.openxmlformats.org/drawingml/2006/picture">
+                <pic:pic xmlns:pic="http://schemas.openxmlformats.org/drawingml/2006/picture">
+                  <pic:nvPicPr>
+                    <pic:cNvPr id="0" name="Picture 1"/>
+                    <pic:cNvPicPr>
+                      <a:picLocks noChangeAspect="1" noChangeArrowheads="1"/>
+                    </pic:cNvPicPr>
+                  </pic:nvPicPr>
+                  <pic:blipFill>
+                    <a:blip r:embed="rId13">
+                      <a:extLst>
+                        <a:ext uri="{28A0092B-C50C-407E-A947-70E740481C1C}">
+                          <a14:useLocalDpi xmlns:a14="http://schemas.microsoft.com/office/drawing/2010/main" val="0"/>
+                        </a:ext>
+                      </a:extLst>
+                    </a:blip>
+                    <a:srcRect/>
+                    <a:stretch>
+                      <a:fillRect/>
+                    </a:stretch>
+                  </pic:blipFill>
+                  <pic:spPr bwMode="auto">
+                    <a:xfrm>
+                      <a:off x="0" y="0"/>
+                      <a:ext cx="5941060" cy="1953260"/>
                     </a:xfrm>
                     <a:prstGeom prst="rect">
                       <a:avLst/>
